--- a/case-study-pack/docx/HMF-LLM-Grading-Prompt.docx
+++ b/case-study-pack/docx/HMF-LLM-Grading-Prompt.docx
@@ -1975,7 +1975,7 @@
           <w:sz w:val="17"/>
           <w:szCs w:val="17"/>
         </w:rPr>
-        <w:t xml:space="preserve">1. For each pain point, read the team's Product / platform and Solution Engineer response (which should cover how it helps and the outcome).</w:t>
+        <w:t xml:space="preserve">1. For each pain point, read the team's three-part answer: the requirement they named (Problem Identifier), the Product / platform (Solution Designer), and how it helps and the outcome (Value Communicator).</w:t>
       </w:r>
     </w:p>
     <w:p>
@@ -2829,7 +2829,7 @@
           <w:sz w:val="17"/>
           <w:szCs w:val="17"/>
         </w:rPr>
-        <w:t xml:space="preserve">Paste the team's completed Workbook answers below, including for each pain point their Product / platform and their Solution Engineer response.</w:t>
+        <w:t xml:space="preserve">Paste the team's completed Workbook answers below, including for each pain point the requirement they named, their Product / platform, and how it helps and the outcome.</w:t>
       </w:r>
     </w:p>
     <w:p>

--- a/case-study-pack/docx/HMF-LLM-Grading-Prompt.docx
+++ b/case-study-pack/docx/HMF-LLM-Grading-Prompt.docx
@@ -253,7 +253,7 @@
           <w:sz w:val="17"/>
           <w:szCs w:val="17"/>
         </w:rPr>
-        <w:t xml:space="preserve">- The overall score is the sum of the four case studies = out of 400.</w:t>
+        <w:t xml:space="preserve">- The overall score is cumulative: it is the sum of the four case study scores = out of 400.</w:t>
       </w:r>
     </w:p>
     <w:p>
@@ -659,7 +659,7 @@
           <w:sz w:val="17"/>
           <w:szCs w:val="17"/>
         </w:rPr>
-        <w:t xml:space="preserve">- Overall (out of 400), shared with the team as a positive category: Best 300 to 400, Better 200 to 299, Good up to 199.</w:t>
+        <w:t xml:space="preserve">- Overall (out of 400), shared with the team as a positive category: Advanced 300 to 400, Established 200 to 299, Foundational up to 199.</w:t>
       </w:r>
     </w:p>
     <w:p>
@@ -2647,7 +2647,7 @@
           <w:sz w:val="17"/>
           <w:szCs w:val="17"/>
         </w:rPr>
-        <w:t xml:space="preserve">  "overall_grade": "Best | Better | Good",</w:t>
+        <w:t xml:space="preserve">  "overall_grade": "Advanced | Established | Foundational",</w:t>
       </w:r>
     </w:p>
     <w:p>
@@ -2759,7 +2759,7 @@
           <w:sz w:val="17"/>
           <w:szCs w:val="17"/>
         </w:rPr>
-        <w:t xml:space="preserve">- Overall: total out of 400 and the positive category (Best, Better or Good).</w:t>
+        <w:t xml:space="preserve">- Overall: the cumulative total out of 400 and the positive category (Advanced, Established or Foundational).</w:t>
       </w:r>
     </w:p>
     <w:p>

--- a/case-study-pack/docx/HMF-LLM-Grading-Prompt.docx
+++ b/case-study-pack/docx/HMF-LLM-Grading-Prompt.docx
@@ -659,7 +659,7 @@
           <w:sz w:val="17"/>
           <w:szCs w:val="17"/>
         </w:rPr>
-        <w:t xml:space="preserve">- Overall (out of 400), shared with the team as a positive category: Advanced 300 to 400, Established 200 to 299, Foundational up to 199.</w:t>
+        <w:t xml:space="preserve">- Overall (out of 400), shared with the team as a positive category: Solution Strategist 300 to 400, Solution Designer 200 to 299, Solution Explorer up to 199.</w:t>
       </w:r>
     </w:p>
     <w:p>
@@ -2647,7 +2647,7 @@
           <w:sz w:val="17"/>
           <w:szCs w:val="17"/>
         </w:rPr>
-        <w:t xml:space="preserve">  "overall_grade": "Advanced | Established | Foundational",</w:t>
+        <w:t xml:space="preserve">  "overall_grade": "Solution Strategist | Solution Designer | Solution Explorer",</w:t>
       </w:r>
     </w:p>
     <w:p>
@@ -2759,7 +2759,7 @@
           <w:sz w:val="17"/>
           <w:szCs w:val="17"/>
         </w:rPr>
-        <w:t xml:space="preserve">- Overall: the cumulative total out of 400 and the positive category (Advanced, Established or Foundational).</w:t>
+        <w:t xml:space="preserve">- Overall: the cumulative total out of 400 and the positive category (Solution Strategist, Solution Designer or Solution Explorer).</w:t>
       </w:r>
     </w:p>
     <w:p>

--- a/case-study-pack/docx/HMF-LLM-Grading-Prompt.docx
+++ b/case-study-pack/docx/HMF-LLM-Grading-Prompt.docx
@@ -659,7 +659,7 @@
           <w:sz w:val="17"/>
           <w:szCs w:val="17"/>
         </w:rPr>
-        <w:t xml:space="preserve">- Overall (out of 400), shared with the team as a positive category: Solution Strategist 300 to 400, Solution Designer 200 to 299, Solution Explorer up to 199.</w:t>
+        <w:t xml:space="preserve">- Overall (out of 400), shared with the team as a positive category: Solution Strategist 300 to 400, Solution Builder 200 to 299, Solution Explorer up to 199.</w:t>
       </w:r>
     </w:p>
     <w:p>
@@ -2647,7 +2647,7 @@
           <w:sz w:val="17"/>
           <w:szCs w:val="17"/>
         </w:rPr>
-        <w:t xml:space="preserve">  "overall_grade": "Solution Strategist | Solution Designer | Solution Explorer",</w:t>
+        <w:t xml:space="preserve">  "overall_grade": "Solution Strategist | Solution Builder | Solution Explorer",</w:t>
       </w:r>
     </w:p>
     <w:p>
@@ -2759,7 +2759,7 @@
           <w:sz w:val="17"/>
           <w:szCs w:val="17"/>
         </w:rPr>
-        <w:t xml:space="preserve">- Overall: the cumulative total out of 400 and the positive category (Solution Strategist, Solution Designer or Solution Explorer).</w:t>
+        <w:t xml:space="preserve">- Overall: the cumulative total out of 400 and the positive category (Solution Strategist, Solution Builder or Solution Explorer).</w:t>
       </w:r>
     </w:p>
     <w:p>
